--- a/Parsers/FAST/Plots/FAST_NGC628_Plots_Description_EN.docx
+++ b/Parsers/FAST/Plots/FAST_NGC628_Plots_Description_EN.docx
@@ -56,7 +56,7 @@
           <w:i/>
           <w:iCs/>
         </w:rPr>
-        <w:t>Reference file: NGC628-cube_cut.fits — Generated: 30 July 2026</w:t>
+        <w:t>Reference file: NGC628-cube_cut.fits — Generated: 5 August 2026</w:t>
       </w:r>
     </w:p>
     <w:p>
@@ -85,7 +85,7 @@
       </w:pPr>
       <w:r>
         <w:rPr/>
-        <w:t>This document describes the eleven plots generated by plot_feasts.py from the FEASTS (Furthest gas in FAST, Extending Armlength To Study HI) reduced HI data cube of NGC 628. The cube was parsed with feasts_cube_to_fro.py and one spectrum was extracted at the galaxy centre (RA=24.19°, Dec=15.80°) on 2026-07-30. Files are located in ~/FRO/Parsers/FAST/Surveys/NGC628/. Data are fully calibrated (Jy/beam), reduced by the HiFAST pipeline v1.2 (released 2025-07-31).</w:t>
+        <w:t>This document describes the ten plots generated by plot_feasts.py from the FEASTS (Furthest gas in FAST, Extending Armlength To Study HI) reduced HI data cube of NGC 628. The cube was parsed with feasts_cube_to_fro.py and one spectrum was extracted at the galaxy centre (RA=24.19°, Dec=15.80°) on 2026-07-30. Files are located in ~/FRO/Parsers/FAST/Surveys/NGC628/. Data are fully calibrated (Jy/beam), reduced by the HiFAST pipeline v1.2 (released 2025-07-31).</w:t>
       </w:r>
     </w:p>
     <w:p>
@@ -428,17 +428,17 @@
           <w:b/>
           <w:bCs/>
         </w:rPr>
-        <w:t>NGC628_integrated_spectrum.png</w:t>
-      </w:r>
-    </w:p>
-    <w:p>
-      <w:pPr>
-        <w:pStyle w:val="Normal"/>
-        <w:rPr/>
-      </w:pPr>
-      <w:r>
-        <w:rPr/>
-        <w:t>Integrated HI spectrum: sum of flux density over all 172×172 spatial pixels as a function of LSR velocity (Jy/beam × pixels). This is the global HI profile of NGC 628. The profile appears as a single broad peak rather than the classic double-horn profile because the galaxy is nearly face-on (~25° inclination) — rotation contributes little to line-of-sight velocity spread. Peak integrated flux ~482 Jy/beam×pixels at 647 km/s. The profile FWHM (~50 km/s) is consistent with the low inclination. The yellow annotation marks the peak value and velocity.</w:t>
+        <w:t>NGC628_integrated_spectrum.svg</w:t>
+      </w:r>
+    </w:p>
+    <w:p>
+      <w:pPr>
+        <w:pStyle w:val="Normal"/>
+        <w:rPr/>
+      </w:pPr>
+      <w:r>
+        <w:rPr/>
+        <w:t>Integrated HI spectrum: sum of flux density over all 172×172 spatial pixels as a function of LSR velocity (Jy/beam × pixels). This is the global HI profile of NGC 628. The profile appears as a single broad peak rather than the classic double-horn profile because the galaxy is nearly face-on (~25° inclination) — rotation contributes little to line-of-sight velocity spread. Peak integrated flux ~482 Jy/beam×pixels at 647 km/s. The profile FWHM (~50 km/s) is consistent with the low inclination. A secondary frequency axis (GHz) is shown at the top of the plot. The yellow annotation marks the peak value, velocity, and frequency.</w:t>
       </w:r>
     </w:p>
     <w:p>
@@ -460,17 +460,17 @@
           <w:b/>
           <w:bCs/>
         </w:rPr>
-        <w:t>NGC628_centre_spectrum.png</w:t>
-      </w:r>
-    </w:p>
-    <w:p>
-      <w:pPr>
-        <w:pStyle w:val="Normal"/>
-        <w:rPr/>
-      </w:pPr>
-      <w:r>
-        <w:rPr/>
-        <w:t>HI spectrum at the galaxy centre (RA=24.19°, Dec=15.80°), extracted from the .fro file. Single narrow peak at 674.6 km/s barycentric (1417.2094 MHz), peak flux 0.7362 Jy/beam. The grey dashed line marks the literature systemic velocity (657 km/s heliocentric); the red dashed line marks the measured peak. The ~18 km/s offset is due to the barycentric vs heliocentric reference frame difference (SPECSYS=BARYCENT) and is not a calibration error. Both reference lines are annotated in the legend.</w:t>
+        <w:t>NGC628_centre_spectrum.svg</w:t>
+      </w:r>
+    </w:p>
+    <w:p>
+      <w:pPr>
+        <w:pStyle w:val="Normal"/>
+        <w:rPr/>
+      </w:pPr>
+      <w:r>
+        <w:rPr/>
+        <w:t>HI spectrum at the galaxy centre (RA=24.19°, Dec=15.80°), extracted from the .fro file. Single narrow peak at 640.8 km/s barycentric (1417.3696 MHz), peak flux 0.5298 Jy/beam. The grey dashed line marks the literature systemic velocity (657 km/s heliocentric); the red dashed line marks the measured peak. A secondary frequency axis (GHz) is shown at the top of the plot. The ~16 km/s offset is due to the barycentric vs heliocentric reference frame difference (SPECSYS=BARYCENT) and is not a calibration error. Both reference lines are annotated in the legend.</w:t>
       </w:r>
     </w:p>
     <w:p>
@@ -502,39 +502,16 @@
       </w:pPr>
       <w:r>
         <w:rPr/>
-        <w:t>Position-velocity diagram along the RA axis through the Dec centre of the cube. The characteristic mild S-shaped rotation curve of a spiral galaxy is visible, confirming ordered rotation. The small total velocity extent (~100 km/s) across ~40 arcmin in RA is consistent with the low inclination. The bright central concentration corresponds to the highest surface brightness central region of the disk. The colour scale is clipped at the 1st–99th percentile to suppress noise.</w:t>
-      </w:r>
-    </w:p>
-    <w:p>
-      <w:pPr>
-        <w:pStyle w:val="Normal"/>
-        <w:rPr/>
-      </w:pPr>
-      <w:r>
-        <w:rPr/>
-      </w:r>
-    </w:p>
-    <w:p>
-      <w:pPr>
-        <w:pStyle w:val="Normal"/>
-        <w:rPr/>
-      </w:pPr>
-      <w:r>
-        <w:rPr>
-          <w:b/>
-          <w:bCs/>
-        </w:rPr>
-        <w:t>NGC628_moments.png</w:t>
-      </w:r>
-    </w:p>
-    <w:p>
-      <w:pPr>
-        <w:pStyle w:val="Normal"/>
-        <w:rPr/>
-      </w:pPr>
-      <w:r>
-        <w:rPr/>
-        <w:t>Combined 3-panel overview showing moment-0 (left), peak flux (centre), and moment-1 (right) maps side by side. Provides a quick visual summary of the HI morphology, surface brightness distribution, and velocity field of NGC 628 in a single figure. Useful for presentations and quick-look assessments.</w:t>
+        <w:t>Position-velocity diagram along the RA axis through the Dec centre of the cube. The characteristic mild S-shaped rotation curve of a spiral galaxy is visible, confirming ordered rotation. The small total velocity extent (~100 km/s) across ~40 arcmin in RA is consistent with the low inclination. The bright central concentration corresponds to the highest surface brightness central region of the disk. The colour scale uses a 3σ noise clip and PowerNorm (gamma=0.45) to enhance faint extended emission while preserving the dynamic range of the bright central region.</w:t>
+      </w:r>
+    </w:p>
+    <w:p>
+      <w:pPr>
+        <w:pStyle w:val="Normal"/>
+        <w:rPr/>
+      </w:pPr>
+      <w:r>
+        <w:rPr/>
       </w:r>
     </w:p>
     <w:p>
